--- a/Manuals/04_Spanish/03_WFO_Optimization_Guide.docx
+++ b/Manuals/04_Spanish/03_WFO_Optimization_Guide.docx
@@ -567,6 +567,95 @@
     </w:tbl>
     <w:p>
       <w:pPr>
+        <w:ind w:left="360"/>
+      </w:pPr>
+      <w:r>
+        <w:rPr>
+          <w:i/>
+        </w:rPr>
+        <w:t>Esta sección todavía está disponible solo en inglés.</w:t>
+      </w:r>
+    </w:p>
+    <w:p>
+      <w:pPr>
+        <w:pStyle w:val="Heading2"/>
+      </w:pPr>
+      <w:r>
+        <w:rPr>
+          <w:color w:val="1E3A5F"/>
+        </w:rPr>
+        <w:t>Modeling mode: use real ticks</w:t>
+      </w:r>
+    </w:p>
+    <w:p>
+      <w:r>
+        <w:t>In the Strategy Tester's Settings tab, Modeling field:</w:t>
+      </w:r>
+    </w:p>
+    <w:p>
+      <w:r>
+        <w:t>` Every tick based on real ticks   &lt;- use this OHLC 1 minute                    &lt;- only 01_SLTP and 02_SLTP_ORGANIC `</w:t>
+      </w:r>
+    </w:p>
+    <w:p>
+      <w:r>
+        <w:t>This is not a preference. Measuring the same set in both modes across three years, the OHLC mode understated losses by 3.3x on trailing systems and 23x on grid — always in the optimistic direction. Only fixed SL/TP stayed within 3%.</w:t>
+      </w:r>
+    </w:p>
+    <w:p>
+      <w:r>
+        <w:t>The cause is structural: trailing and grid depend on when price touched each level inside the bar. OHLC mode interpolates that from four prices per minute and smooths away exactly the adverse excursions that would have closed the position. Optimizing a trailing system on interpolated bars selects parameters that survived a price path which never happened.</w:t>
+      </w:r>
+    </w:p>
+    <w:p>
+      <w:r>
+        <w:t>Real ticks cost roughly 20x more time per pass. It is worth it: that is the difference between a result and a number.</w:t>
+      </w:r>
+    </w:p>
+    <w:p>
+      <w:pPr>
+        <w:pStyle w:val="Heading3"/>
+      </w:pPr>
+      <w:r>
+        <w:rPr>
+          <w:color w:val="1E3A5F"/>
+        </w:rPr>
+        <w:t>If you must save time, save it in the right place</w:t>
+      </w:r>
+    </w:p>
+    <w:p>
+      <w:r>
+        <w:t>Signals are evaluated at BAR CLOSE, so choosing indicator, method or timeframe gives the same entry instant in both modes. Stop, target and trailing, on the other hand, depend on the intrabar path.</w:t>
+      </w:r>
+    </w:p>
+    <w:p>
+      <w:r>
+        <w:t>So use each model where it is reliable: OHLC to narrow the switches (indicator, method, timeframe, periods) and real ticks for the exit geometry. With the signal locked the search space collapses by orders of magnitude, and real ticks stop being prohibitive.</w:t>
+      </w:r>
+    </w:p>
+    <w:p>
+      <w:pPr>
+        <w:pStyle w:val="Heading2"/>
+      </w:pPr>
+      <w:r>
+        <w:rPr>
+          <w:color w:val="1E3A5F"/>
+        </w:rPr>
+        <w:t>Fixed-R to research, percentage to trade</w:t>
+      </w:r>
+    </w:p>
+    <w:p>
+      <w:r>
+        <w:t>Optimize in Fixed-R: with the base capital frozen, passes stay comparable to each other and across symbols. +40R on gold and +40R on EURUSD mean the same thing, while "+3,200 USD" means nothing without knowing the lot and the balance.</w:t>
+      </w:r>
+    </w:p>
+    <w:p>
+      <w:r>
+        <w:t>Live, Percentage usually makes more sense: it tracks the account, compounds as it grows and cuts exposure as it shrinks — protection Fixed-R cannot give, because it deliberately ignores the running balance. Both modes report in R, so the record stays readable after the switch.</w:t>
+      </w:r>
+    </w:p>
+    <w:p>
+      <w:pPr>
         <w:pStyle w:val="Heading2"/>
       </w:pPr>
       <w:r>

--- a/Manuals/04_Spanish/03_WFO_Optimization_Guide.docx
+++ b/Manuals/04_Spanish/03_WFO_Optimization_Guide.docx
@@ -110,7 +110,7 @@
         <w:pStyle w:val="ListBullet"/>
       </w:pPr>
       <w:r>
-        <w:t>Empiece por baseline 01–05 y separe BUY/SELL.</w:t>
+        <w:t>Navegue por clase y activo: cada activo trae los 11 tipos de sistema (01_SLTP a 11_SIGNAL_ONLY), un set por lado (BUY/SELL; BOTH en el grid unificado) y dos variantes de entrada — MULTI disputa los indicadores 0–10 en un solo eje, ICHIMOKU tiene archivo propio.</w:t>
       </w:r>
     </w:p>
     <w:p>
@@ -118,7 +118,7 @@
         <w:pStyle w:val="ListBullet"/>
       </w:pPr>
       <w:r>
-        <w:t>Use 06 para una sola variable.</w:t>
+        <w:t>La fase 1 es descubrimiento de regiones: ejecute el genetico con el set tal cual — grupo de entrada completo (indicador, metodo, timeframe, applied price, periodos), salidas del sistema y llaves de filtro, todo a la vez.</w:t>
       </w:r>
     </w:p>
     <w:p>
@@ -126,7 +126,7 @@
         <w:pStyle w:val="ListBullet"/>
       </w:pPr>
       <w:r>
-        <w:t>Use 07 entrada, 08 filtros, 09 riesgo y 10 salidas.</w:t>
+        <w:t>De las rondas siguientes en adelante, bloquee (Y→N) los inputs de escritura — enums y booleanos — decididos por la fase anterior y deje abiertos solo los numericos; el ajuste de cada filtro solo entra si su llave sobrevivio encendida.</w:t>
       </w:r>
     </w:p>
     <w:p>
@@ -134,7 +134,7 @@
         <w:pStyle w:val="ListBullet"/>
       </w:pPr>
       <w:r>
-        <w:t>Ejecute IS, OOS y forward demo cronológicos.</w:t>
+        <w:t>El filtro ATR de entrada (EntradaATR) existe solo en los sistemas de grid; en los demas permanece apagado por diseño.</w:t>
       </w:r>
     </w:p>
     <w:p>
@@ -142,7 +142,7 @@
         <w:pStyle w:val="ListBullet"/>
       </w:pPr>
       <w:r>
-        <w:t>Compruebe Status, RelativePath y SHA256.</w:t>
+        <w:t>Valide al ganador en ticks reales: deciden la divergencia contra OHLC y la retencion out-of-sample, nunca la ganancia in-sample.</w:t>
       </w:r>
     </w:p>
     <w:p>
@@ -150,7 +150,7 @@
         <w:pStyle w:val="ListBullet"/>
       </w:pPr>
       <w:r>
-        <w:t>Solo USE explícito autoriza el entorno definido.</w:t>
+        <w:t>Tras el tick real, cambie el dimensionamiento a Percentage y ejecute de nuevo: solo promueva si tambien pasa — y ese es el modo en que el set debe operar.</w:t>
       </w:r>
     </w:p>
     <w:p>
@@ -655,6 +655,11 @@
       </w:r>
     </w:p>
     <w:p>
+      <w:r>
+        <w:t>Por eso el circuito solo guarda un set aprobado tras repetir el pase final en modo Percentage: si el resultado no se sostiene bajo interes compuesto, no estaba listo — y el set validado se entrega en ese modo.</w:t>
+      </w:r>
+    </w:p>
+    <w:p>
       <w:pPr>
         <w:pStyle w:val="Heading2"/>
       </w:pPr>
